--- a/student-guide/docs/Student_Guide.docx
+++ b/student-guide/docs/Student_Guide.docx
@@ -27,7 +27,7 @@
         <w:t xml:space="preserve"> </w:t>
       </w:r>
       <w:r>
-        <w:t xml:space="preserve">01,</w:t>
+        <w:t xml:space="preserve">07,</w:t>
       </w:r>
       <w:r>
         <w:t xml:space="preserve"> </w:t>
@@ -1787,7 +1787,7 @@
         <w:rPr>
           <w:rStyle w:val="VerbatimChar"/>
         </w:rPr>
-        <w:t xml:space="preserve">##  date     2026-10-01</w:t>
+        <w:t xml:space="preserve">##  date     2026-10-07</w:t>
       </w:r>
       <w:r>
         <w:br/>

--- a/student-guide/docs/Student_Guide.docx
+++ b/student-guide/docs/Student_Guide.docx
@@ -27,7 +27,7 @@
         <w:t xml:space="preserve"> </w:t>
       </w:r>
       <w:r>
-        <w:t xml:space="preserve">01,</w:t>
+        <w:t xml:space="preserve">15,</w:t>
       </w:r>
       <w:r>
         <w:t xml:space="preserve"> </w:t>
@@ -1787,7 +1787,7 @@
         <w:rPr>
           <w:rStyle w:val="VerbatimChar"/>
         </w:rPr>
-        <w:t xml:space="preserve">##  date     2026-10-01</w:t>
+        <w:t xml:space="preserve">##  date     2026-10-15</w:t>
       </w:r>
       <w:r>
         <w:br/>

--- a/student-guide/docs/Student_Guide.docx
+++ b/student-guide/docs/Student_Guide.docx
@@ -27,7 +27,7 @@
         <w:t xml:space="preserve"> </w:t>
       </w:r>
       <w:r>
-        <w:t xml:space="preserve">01,</w:t>
+        <w:t xml:space="preserve">19,</w:t>
       </w:r>
       <w:r>
         <w:t xml:space="preserve"> </w:t>
@@ -1787,7 +1787,7 @@
         <w:rPr>
           <w:rStyle w:val="VerbatimChar"/>
         </w:rPr>
-        <w:t xml:space="preserve">##  date     2026-10-01</w:t>
+        <w:t xml:space="preserve">##  date     2026-10-19</w:t>
       </w:r>
       <w:r>
         <w:br/>
